--- a/BlackBox-项目提交报告.docx
+++ b/BlackBox-项目提交报告.docx
@@ -941,13 +941,14 @@
             <w:tcW w:type="dxa" w:w="3742"/>
           </w:tcPr>
           <w:p>
-            <w:r/>
+            <w:r>
+              <w:t>BlackBox-演示录屏.mp4</w:t>
+            </w:r>
             <w:r>
               <w:rPr>
                 <w:rFonts w:ascii="Arial" w:hAnsi="Arial" w:eastAsia="PingFang SC"/>
                 <w:b w:val="0"/>
               </w:rPr>
-              <w:t>待录制</w:t>
             </w:r>
           </w:p>
         </w:tc>
@@ -956,13 +957,14 @@
             <w:tcW w:type="dxa" w:w="1020"/>
           </w:tcPr>
           <w:p>
-            <w:r/>
+            <w:r>
+              <w:t>已完成</w:t>
+            </w:r>
             <w:r>
               <w:rPr>
                 <w:rFonts w:ascii="Arial" w:hAnsi="Arial" w:eastAsia="PingFang SC"/>
                 <w:b w:val="0"/>
               </w:rPr>
-              <w:t>待完成</w:t>
             </w:r>
           </w:p>
         </w:tc>
@@ -5843,7 +5845,7 @@
           <w:rFonts w:ascii="Arial" w:hAnsi="Arial" w:eastAsia="PingFang SC"/>
           <w:b w:val="0"/>
         </w:rPr>
-        <w:t>最终演示录屏待录制：覆盖 扫描 → 校正 → OCR → 人工改 → 保存 → 详情 → 搜索 → 导出 → 重启。</w:t>
+        <w:t>最终演示录屏：已完成。已录制 BlackBox-演示录屏.mp4（约 65 秒），覆盖 首页 → 扫描 → 边界检测 → OCR → 字段校正 → 名片详情 → 导出 → 搜索 → 标签管理 → 标签筛选。</w:t>
       </w:r>
     </w:p>
     <w:p>

--- a/BlackBox-项目提交报告.docx
+++ b/BlackBox-项目提交报告.docx
@@ -5253,7 +5253,7 @@
           <w:rFonts w:ascii="Arial" w:hAnsi="Arial" w:eastAsia="PingFang SC"/>
           <w:b w:val="0"/>
         </w:rPr>
-        <w:t>开发机：macOS + Xcode（命令行构建与测试）</w:t>
+        <w:t>开发机：Mac Studio（2023，Apple M2 Max / 32 GB 内存），macOS Tahoe 26.0.1，Xcode 26.6</w:t>
       </w:r>
     </w:p>
     <w:p>
@@ -5266,7 +5266,7 @@
           <w:rFonts w:ascii="Arial" w:hAnsi="Arial" w:eastAsia="PingFang SC"/>
           <w:b w:val="0"/>
         </w:rPr>
-        <w:t>运行环境：iOS Simulator（iPhone 17 Pro，iOS 26.0）Debug 构建；并在真机上人工执行 T01–T20 验收（2026-10-19，确认全部通过）。</w:t>
+        <w:t>运行环境：iOS Simulator（iPhone 17 Pro，iOS 26.0）Debug 构建；并已由人工在 iPhone 17 Pro（iOS 26）真机上执行 T01–T20 验收（2026-10-19，确认全部通过）。</w:t>
       </w:r>
     </w:p>
     <w:p>

--- a/BlackBox-项目提交报告.docx
+++ b/BlackBox-项目提交报告.docx
@@ -959,6 +959,72 @@
           <w:p>
             <w:r>
               <w:t>已完成</w:t>
+            </w:r>
+            <w:r>
+              <w:rPr>
+                <w:rFonts w:ascii="Arial" w:hAnsi="Arial" w:eastAsia="PingFang SC"/>
+                <w:b w:val="0"/>
+              </w:rPr>
+            </w:r>
+          </w:p>
+        </w:tc>
+      </w:tr>
+      <w:tr>
+        <w:tc>
+          <w:tcPr>
+            <w:tcW w:type="dxa" w:w="2041"/>
+          </w:tcPr>
+          <w:p>
+            <w:r>
+              <w:t>UI 截图对比 / UI Golden Test</w:t>
+            </w:r>
+            <w:r>
+              <w:rPr>
+                <w:rFonts w:ascii="Arial" w:hAnsi="Arial" w:eastAsia="PingFang SC"/>
+                <w:b w:val="0"/>
+              </w:rPr>
+            </w:r>
+          </w:p>
+        </w:tc>
+        <w:tc>
+          <w:tcPr>
+            <w:tcW w:type="dxa" w:w="1814"/>
+          </w:tcPr>
+          <w:p>
+            <w:r>
+              <w:t>并排对比报告（含 7 张参考截图）</w:t>
+            </w:r>
+            <w:r>
+              <w:rPr>
+                <w:rFonts w:ascii="Arial" w:hAnsi="Arial" w:eastAsia="PingFang SC"/>
+                <w:b w:val="0"/>
+              </w:rPr>
+            </w:r>
+          </w:p>
+        </w:tc>
+        <w:tc>
+          <w:tcPr>
+            <w:tcW w:type="dxa" w:w="3742"/>
+          </w:tcPr>
+          <w:p>
+            <w:r>
+              <w:t>UI截图对比报告.docx、BlackBoxSpec/ui_comparison.md、Tests/ReferenceScreenshots/</w:t>
+            </w:r>
+            <w:r>
+              <w:rPr>
+                <w:rFonts w:ascii="Arial" w:hAnsi="Arial" w:eastAsia="PingFang SC"/>
+                <w:b w:val="0"/>
+              </w:rPr>
+            </w:r>
+          </w:p>
+        </w:tc>
+        <w:tc>
+          <w:tcPr>
+            <w:tcW w:type="dxa" w:w="1020"/>
+          </w:tcPr>
+          <w:p>
+            <w:r>
+              <w:t>初步完成（待教师确认参考版本）</w:t>
             </w:r>
             <w:r>
               <w:rPr>

--- a/BlackBox-项目提交报告.docx
+++ b/BlackBox-项目提交报告.docx
@@ -1025,6 +1025,72 @@
           <w:p>
             <w:r>
               <w:t>初步完成（待教师确认参考版本）</w:t>
+            </w:r>
+            <w:r>
+              <w:rPr>
+                <w:rFonts w:ascii="Arial" w:hAnsi="Arial" w:eastAsia="PingFang SC"/>
+                <w:b w:val="0"/>
+              </w:rPr>
+            </w:r>
+          </w:p>
+        </w:tc>
+      </w:tr>
+      <w:tr>
+        <w:tc>
+          <w:tcPr>
+            <w:tcW w:type="dxa" w:w="2041"/>
+          </w:tcPr>
+          <w:p>
+            <w:r>
+              <w:t>黑盒观察记录</w:t>
+            </w:r>
+            <w:r>
+              <w:rPr>
+                <w:rFonts w:ascii="Arial" w:hAnsi="Arial" w:eastAsia="PingFang SC"/>
+                <w:b w:val="0"/>
+              </w:rPr>
+            </w:r>
+          </w:p>
+        </w:tc>
+        <w:tc>
+          <w:tcPr>
+            <w:tcW w:type="dxa" w:w="1814"/>
+          </w:tcPr>
+          <w:p>
+            <w:r>
+              <w:t>Markdown + 12 张证据帧</w:t>
+            </w:r>
+            <w:r>
+              <w:rPr>
+                <w:rFonts w:ascii="Arial" w:hAnsi="Arial" w:eastAsia="PingFang SC"/>
+                <w:b w:val="0"/>
+              </w:rPr>
+            </w:r>
+          </w:p>
+        </w:tc>
+        <w:tc>
+          <w:tcPr>
+            <w:tcW w:type="dxa" w:w="3742"/>
+          </w:tcPr>
+          <w:p>
+            <w:r>
+              <w:t>BlackBoxSpec/observation_notes.md、Tests/ObservationEvidence/</w:t>
+            </w:r>
+            <w:r>
+              <w:rPr>
+                <w:rFonts w:ascii="Arial" w:hAnsi="Arial" w:eastAsia="PingFang SC"/>
+                <w:b w:val="0"/>
+              </w:rPr>
+            </w:r>
+          </w:p>
+        </w:tc>
+        <w:tc>
+          <w:tcPr>
+            <w:tcW w:type="dxa" w:w="1020"/>
+          </w:tcPr>
+          <w:p>
+            <w:r>
+              <w:t>已完成（参考 App 为 CamScanner，教师同意）</w:t>
             </w:r>
             <w:r>
               <w:rPr>
